--- a/FD06-EPIS-PropuestaProyecto.docx
+++ b/FD06-EPIS-PropuestaProyecto.docx
@@ -1,6 +1,6 @@
 
 <file path=word/document.xml><?xml version="1.0" encoding="utf-8"?>
-<w:document xmlns:wpc="http://schemas.microsoft.com/office/word/2010/wordprocessingCanvas" xmlns:mc="http://schemas.openxmlformats.org/markup-compatibility/2006" xmlns:o="urn:schemas-microsoft-com:office:office" xmlns:r="http://schemas.openxmlformats.org/officeDocument/2006/relationships" xmlns:m="http://schemas.openxmlformats.org/officeDocument/2006/math" xmlns:v="urn:schemas-microsoft-com:vml" xmlns:wp14="http://schemas.microsoft.com/office/word/2010/wordprocessingDrawing" xmlns:wp="http://schemas.openxmlformats.org/drawingml/2006/wordprocessingDrawing" xmlns:w10="urn:schemas-microsoft-com:office:word" xmlns:w="http://schemas.openxmlformats.org/wordprocessingml/2006/main" xmlns:w14="http://schemas.microsoft.com/office/word/2010/wordml" xmlns:w15="http://schemas.microsoft.com/office/word/2012/wordml" xmlns:wpg="http://schemas.microsoft.com/office/word/2010/wordprocessingGroup" xmlns:wpi="http://schemas.microsoft.com/office/word/2010/wordprocessingInk" xmlns:wne="http://schemas.microsoft.com/office/word/2006/wordml" xmlns:wps="http://schemas.microsoft.com/office/word/2010/wordprocessingShape" mc:Ignorable="w14 w15 wp14">
+<w:document xmlns:wpc="http://schemas.microsoft.com/office/word/2010/wordprocessingCanvas" xmlns:cx="http://schemas.microsoft.com/office/drawing/2014/chartex" xmlns:cx1="http://schemas.microsoft.com/office/drawing/2015/9/8/chartex" xmlns:cx2="http://schemas.microsoft.com/office/drawing/2015/10/21/chartex" xmlns:cx3="http://schemas.microsoft.com/office/drawing/2016/5/9/chartex" xmlns:cx4="http://schemas.microsoft.com/office/drawing/2016/5/10/chartex" xmlns:cx5="http://schemas.microsoft.com/office/drawing/2016/5/11/chartex" xmlns:cx6="http://schemas.microsoft.com/office/drawing/2016/5/12/chartex" xmlns:cx7="http://schemas.microsoft.com/office/drawing/2016/5/13/chartex" xmlns:cx8="http://schemas.microsoft.com/office/drawing/2016/5/14/chartex" xmlns:mc="http://schemas.openxmlformats.org/markup-compatibility/2006" xmlns:aink="http://schemas.microsoft.com/office/drawing/2016/ink" xmlns:am3d="http://schemas.microsoft.com/office/drawing/2017/model3d" xmlns:o="urn:schemas-microsoft-com:office:office" xmlns:r="http://schemas.openxmlformats.org/officeDocument/2006/relationships" xmlns:m="http://schemas.openxmlformats.org/officeDocument/2006/math" xmlns:v="urn:schemas-microsoft-com:vml" xmlns:wp14="http://schemas.microsoft.com/office/word/2010/wordprocessingDrawing" xmlns:wp="http://schemas.openxmlformats.org/drawingml/2006/wordprocessingDrawing" xmlns:w10="urn:schemas-microsoft-com:office:word" xmlns:w="http://schemas.openxmlformats.org/wordprocessingml/2006/main" xmlns:w14="http://schemas.microsoft.com/office/word/2010/wordml" xmlns:w15="http://schemas.microsoft.com/office/word/2012/wordml" xmlns:w16cid="http://schemas.microsoft.com/office/word/2016/wordml/cid" xmlns:w16se="http://schemas.microsoft.com/office/word/2015/wordml/symex" xmlns:wpg="http://schemas.microsoft.com/office/word/2010/wordprocessingGroup" xmlns:wpi="http://schemas.microsoft.com/office/word/2010/wordprocessingInk" xmlns:wne="http://schemas.microsoft.com/office/word/2006/wordml" xmlns:wps="http://schemas.microsoft.com/office/word/2010/wordprocessingShape" mc:Ignorable="w14 w15 w16se w16cid wp14">
   <w:body>
     <w:p>
       <w:pPr>
@@ -257,38 +257,7 @@
           <w:sz w:val="36"/>
           <w:szCs w:val="36"/>
         </w:rPr>
-        <w:t xml:space="preserve"> </w:t>
-      </w:r>
-      <w:r>
-        <w:rPr>
-          <w:rFonts w:ascii="Arial" w:hAnsi="Arial" w:cs="Arial"/>
-          <w:b/>
-          <w:color w:val="000000"/>
-          <w:sz w:val="36"/>
-          <w:szCs w:val="36"/>
-        </w:rPr>
-        <w:t xml:space="preserve">Propuesta del </w:t>
-      </w:r>
-      <w:r>
-        <w:rPr>
-          <w:rFonts w:ascii="Arial" w:hAnsi="Arial" w:cs="Arial"/>
-          <w:b/>
-          <w:color w:val="000000"/>
-          <w:sz w:val="36"/>
-          <w:szCs w:val="36"/>
-        </w:rPr>
-        <w:t xml:space="preserve">Proyecto </w:t>
-      </w:r>
-      <w:r>
-        <w:rPr>
-          <w:rFonts w:ascii="Arial" w:hAnsi="Arial" w:cs="Arial"/>
-          <w:b/>
-          <w:i/>
-          <w:color w:val="000000"/>
-          <w:sz w:val="36"/>
-          <w:szCs w:val="36"/>
-        </w:rPr>
-        <w:t>{Nombre de Proyecto}</w:t>
+        <w:t>Sistema de Gestión de incidencias Universitarias</w:t>
       </w:r>
     </w:p>
     <w:p>
@@ -344,7 +313,7 @@
           <w:szCs w:val="32"/>
           <w:lang w:eastAsia="es-PE"/>
         </w:rPr>
-        <w:t>{Nombre de Asignatura}</w:t>
+        <w:t>Calidad y pruebas de software</w:t>
       </w:r>
     </w:p>
     <w:p>
@@ -426,7 +395,7 @@
           <w:szCs w:val="32"/>
           <w:lang w:eastAsia="es-PE"/>
         </w:rPr>
-        <w:t>{Nombre de Docente}</w:t>
+        <w:t>Patrick José Cuadros Quiroga</w:t>
       </w:r>
     </w:p>
     <w:p>
@@ -515,7 +484,7 @@
           <w:szCs w:val="28"/>
           <w:lang w:eastAsia="es-PE"/>
         </w:rPr>
-        <w:t>{</w:t>
+        <w:t>Sagua Ramos Gustavo Alonso</w:t>
       </w:r>
       <w:r>
         <w:rPr>
@@ -526,7 +495,7 @@
           <w:szCs w:val="28"/>
           <w:lang w:eastAsia="es-PE"/>
         </w:rPr>
-        <w:t>Apellidos y Nombres del estu</w:t>
+        <w:tab/>
       </w:r>
       <w:r>
         <w:rPr>
@@ -537,19 +506,8 @@
           <w:szCs w:val="28"/>
           <w:lang w:eastAsia="es-PE"/>
         </w:rPr>
-        <w:t>diante</w:t>
-      </w:r>
-      <w:r>
-        <w:rPr>
-          <w:rFonts w:ascii="Arial" w:eastAsia="Times New Roman" w:hAnsi="Arial" w:cs="Arial"/>
-          <w:b/>
-          <w:i/>
-          <w:sz w:val="28"/>
-          <w:szCs w:val="28"/>
-          <w:lang w:eastAsia="es-PE"/>
-        </w:rPr>
         <w:tab/>
-        <w:t>(código universitario)}</w:t>
+        <w:t>(2018062254)</w:t>
       </w:r>
     </w:p>
     <w:p>
@@ -663,30 +621,10 @@
           <w:szCs w:val="32"/>
           <w:lang w:eastAsia="es-PE"/>
         </w:rPr>
-        <w:t>{</w:t>
+        <w:t>2026-II</w:t>
       </w:r>
-      <w:r>
-        <w:rPr>
-          <w:rFonts w:ascii="Arial" w:eastAsia="Times New Roman" w:hAnsi="Arial" w:cs="Arial"/>
-          <w:b/>
-          <w:i/>
-          <w:sz w:val="32"/>
-          <w:szCs w:val="32"/>
-          <w:lang w:eastAsia="es-PE"/>
-        </w:rPr>
-        <w:t>Añ</w:t>
-      </w:r>
-      <w:r>
-        <w:rPr>
-          <w:rFonts w:ascii="Arial" w:eastAsia="Times New Roman" w:hAnsi="Arial" w:cs="Arial"/>
-          <w:b/>
-          <w:i/>
-          <w:sz w:val="32"/>
-          <w:szCs w:val="32"/>
-          <w:lang w:eastAsia="es-PE"/>
-        </w:rPr>
-        <w:t>o}</w:t>
-      </w:r>
+      <w:bookmarkStart w:id="0" w:name="_GoBack"/>
+      <w:bookmarkEnd w:id="0"/>
     </w:p>
     <w:p>
       <w:pPr>
@@ -1542,7 +1480,7 @@
       <w:sdtContent>
         <w:p>
           <w:pPr>
-            <w:pStyle w:val="TtulodeTDC"/>
+            <w:pStyle w:val="TtuloTDC"/>
             <w:spacing w:before="0" w:line="360" w:lineRule="auto"/>
           </w:pPr>
           <w:r>
@@ -2208,8 +2146,6 @@
               <w:sz w:val="24"/>
             </w:rPr>
           </w:pPr>
-          <w:bookmarkStart w:id="0" w:name="_GoBack"/>
-          <w:bookmarkEnd w:id="0"/>
         </w:p>
         <w:p>
           <w:pPr>
@@ -3121,7 +3057,7 @@
 </file>
 
 <file path=word/endnotes.xml><?xml version="1.0" encoding="utf-8"?>
-<w:endnotes xmlns:wpc="http://schemas.microsoft.com/office/word/2010/wordprocessingCanvas" xmlns:mc="http://schemas.openxmlformats.org/markup-compatibility/2006" xmlns:o="urn:schemas-microsoft-com:office:office" xmlns:r="http://schemas.openxmlformats.org/officeDocument/2006/relationships" xmlns:m="http://schemas.openxmlformats.org/officeDocument/2006/math" xmlns:v="urn:schemas-microsoft-com:vml" xmlns:wp14="http://schemas.microsoft.com/office/word/2010/wordprocessingDrawing" xmlns:wp="http://schemas.openxmlformats.org/drawingml/2006/wordprocessingDrawing" xmlns:w10="urn:schemas-microsoft-com:office:word" xmlns:w="http://schemas.openxmlformats.org/wordprocessingml/2006/main" xmlns:w14="http://schemas.microsoft.com/office/word/2010/wordml" xmlns:w15="http://schemas.microsoft.com/office/word/2012/wordml" xmlns:wpg="http://schemas.microsoft.com/office/word/2010/wordprocessingGroup" xmlns:wpi="http://schemas.microsoft.com/office/word/2010/wordprocessingInk" xmlns:wne="http://schemas.microsoft.com/office/word/2006/wordml" xmlns:wps="http://schemas.microsoft.com/office/word/2010/wordprocessingShape" mc:Ignorable="w14 w15 wp14">
+<w:endnotes xmlns:wpc="http://schemas.microsoft.com/office/word/2010/wordprocessingCanvas" xmlns:cx="http://schemas.microsoft.com/office/drawing/2014/chartex" xmlns:cx1="http://schemas.microsoft.com/office/drawing/2015/9/8/chartex" xmlns:cx2="http://schemas.microsoft.com/office/drawing/2015/10/21/chartex" xmlns:cx3="http://schemas.microsoft.com/office/drawing/2016/5/9/chartex" xmlns:cx4="http://schemas.microsoft.com/office/drawing/2016/5/10/chartex" xmlns:cx5="http://schemas.microsoft.com/office/drawing/2016/5/11/chartex" xmlns:cx6="http://schemas.microsoft.com/office/drawing/2016/5/12/chartex" xmlns:cx7="http://schemas.microsoft.com/office/drawing/2016/5/13/chartex" xmlns:cx8="http://schemas.microsoft.com/office/drawing/2016/5/14/chartex" xmlns:mc="http://schemas.openxmlformats.org/markup-compatibility/2006" xmlns:aink="http://schemas.microsoft.com/office/drawing/2016/ink" xmlns:am3d="http://schemas.microsoft.com/office/drawing/2017/model3d" xmlns:o="urn:schemas-microsoft-com:office:office" xmlns:r="http://schemas.openxmlformats.org/officeDocument/2006/relationships" xmlns:m="http://schemas.openxmlformats.org/officeDocument/2006/math" xmlns:v="urn:schemas-microsoft-com:vml" xmlns:wp14="http://schemas.microsoft.com/office/word/2010/wordprocessingDrawing" xmlns:wp="http://schemas.openxmlformats.org/drawingml/2006/wordprocessingDrawing" xmlns:w10="urn:schemas-microsoft-com:office:word" xmlns:w="http://schemas.openxmlformats.org/wordprocessingml/2006/main" xmlns:w14="http://schemas.microsoft.com/office/word/2010/wordml" xmlns:w15="http://schemas.microsoft.com/office/word/2012/wordml" xmlns:w16cid="http://schemas.microsoft.com/office/word/2016/wordml/cid" xmlns:w16se="http://schemas.microsoft.com/office/word/2015/wordml/symex" xmlns:wpg="http://schemas.microsoft.com/office/word/2010/wordprocessingGroup" xmlns:wpi="http://schemas.microsoft.com/office/word/2010/wordprocessingInk" xmlns:wne="http://schemas.microsoft.com/office/word/2006/wordml" xmlns:wps="http://schemas.microsoft.com/office/word/2010/wordprocessingShape" mc:Ignorable="w14 w15 w16se w16cid wp14">
   <w:endnote w:type="separator" w:id="-1">
     <w:p>
       <w:pPr>
@@ -3146,7 +3082,7 @@
 </file>
 
 <file path=word/footer1.xml><?xml version="1.0" encoding="utf-8"?>
-<w:ftr xmlns:wpc="http://schemas.microsoft.com/office/word/2010/wordprocessingCanvas" xmlns:mc="http://schemas.openxmlformats.org/markup-compatibility/2006" xmlns:o="urn:schemas-microsoft-com:office:office" xmlns:r="http://schemas.openxmlformats.org/officeDocument/2006/relationships" xmlns:m="http://schemas.openxmlformats.org/officeDocument/2006/math" xmlns:v="urn:schemas-microsoft-com:vml" xmlns:wp14="http://schemas.microsoft.com/office/word/2010/wordprocessingDrawing" xmlns:wp="http://schemas.openxmlformats.org/drawingml/2006/wordprocessingDrawing" xmlns:w10="urn:schemas-microsoft-com:office:word" xmlns:w="http://schemas.openxmlformats.org/wordprocessingml/2006/main" xmlns:w14="http://schemas.microsoft.com/office/word/2010/wordml" xmlns:w15="http://schemas.microsoft.com/office/word/2012/wordml" xmlns:wpg="http://schemas.microsoft.com/office/word/2010/wordprocessingGroup" xmlns:wpi="http://schemas.microsoft.com/office/word/2010/wordprocessingInk" xmlns:wne="http://schemas.microsoft.com/office/word/2006/wordml" xmlns:wps="http://schemas.microsoft.com/office/word/2010/wordprocessingShape" mc:Ignorable="w14 w15 wp14">
+<w:ftr xmlns:wpc="http://schemas.microsoft.com/office/word/2010/wordprocessingCanvas" xmlns:cx="http://schemas.microsoft.com/office/drawing/2014/chartex" xmlns:cx1="http://schemas.microsoft.com/office/drawing/2015/9/8/chartex" xmlns:cx2="http://schemas.microsoft.com/office/drawing/2015/10/21/chartex" xmlns:cx3="http://schemas.microsoft.com/office/drawing/2016/5/9/chartex" xmlns:cx4="http://schemas.microsoft.com/office/drawing/2016/5/10/chartex" xmlns:cx5="http://schemas.microsoft.com/office/drawing/2016/5/11/chartex" xmlns:cx6="http://schemas.microsoft.com/office/drawing/2016/5/12/chartex" xmlns:cx7="http://schemas.microsoft.com/office/drawing/2016/5/13/chartex" xmlns:cx8="http://schemas.microsoft.com/office/drawing/2016/5/14/chartex" xmlns:mc="http://schemas.openxmlformats.org/markup-compatibility/2006" xmlns:aink="http://schemas.microsoft.com/office/drawing/2016/ink" xmlns:am3d="http://schemas.microsoft.com/office/drawing/2017/model3d" xmlns:o="urn:schemas-microsoft-com:office:office" xmlns:r="http://schemas.openxmlformats.org/officeDocument/2006/relationships" xmlns:m="http://schemas.openxmlformats.org/officeDocument/2006/math" xmlns:v="urn:schemas-microsoft-com:vml" xmlns:wp14="http://schemas.microsoft.com/office/word/2010/wordprocessingDrawing" xmlns:wp="http://schemas.openxmlformats.org/drawingml/2006/wordprocessingDrawing" xmlns:w10="urn:schemas-microsoft-com:office:word" xmlns:w="http://schemas.openxmlformats.org/wordprocessingml/2006/main" xmlns:w14="http://schemas.microsoft.com/office/word/2010/wordml" xmlns:w15="http://schemas.microsoft.com/office/word/2012/wordml" xmlns:w16cid="http://schemas.microsoft.com/office/word/2016/wordml/cid" xmlns:w16se="http://schemas.microsoft.com/office/word/2015/wordml/symex" xmlns:wpg="http://schemas.microsoft.com/office/word/2010/wordprocessingGroup" xmlns:wpi="http://schemas.microsoft.com/office/word/2010/wordprocessingInk" xmlns:wne="http://schemas.microsoft.com/office/word/2006/wordml" xmlns:wps="http://schemas.microsoft.com/office/word/2010/wordprocessingShape" mc:Ignorable="w14 w15 w16se w16cid wp14">
   <w:sdt>
     <w:sdtPr>
       <w:id w:val="-1014383162"/>
@@ -3193,7 +3129,7 @@
 </file>
 
 <file path=word/footnotes.xml><?xml version="1.0" encoding="utf-8"?>
-<w:footnotes xmlns:wpc="http://schemas.microsoft.com/office/word/2010/wordprocessingCanvas" xmlns:mc="http://schemas.openxmlformats.org/markup-compatibility/2006" xmlns:o="urn:schemas-microsoft-com:office:office" xmlns:r="http://schemas.openxmlformats.org/officeDocument/2006/relationships" xmlns:m="http://schemas.openxmlformats.org/officeDocument/2006/math" xmlns:v="urn:schemas-microsoft-com:vml" xmlns:wp14="http://schemas.microsoft.com/office/word/2010/wordprocessingDrawing" xmlns:wp="http://schemas.openxmlformats.org/drawingml/2006/wordprocessingDrawing" xmlns:w10="urn:schemas-microsoft-com:office:word" xmlns:w="http://schemas.openxmlformats.org/wordprocessingml/2006/main" xmlns:w14="http://schemas.microsoft.com/office/word/2010/wordml" xmlns:w15="http://schemas.microsoft.com/office/word/2012/wordml" xmlns:wpg="http://schemas.microsoft.com/office/word/2010/wordprocessingGroup" xmlns:wpi="http://schemas.microsoft.com/office/word/2010/wordprocessingInk" xmlns:wne="http://schemas.microsoft.com/office/word/2006/wordml" xmlns:wps="http://schemas.microsoft.com/office/word/2010/wordprocessingShape" mc:Ignorable="w14 w15 wp14">
+<w:footnotes xmlns:wpc="http://schemas.microsoft.com/office/word/2010/wordprocessingCanvas" xmlns:cx="http://schemas.microsoft.com/office/drawing/2014/chartex" xmlns:cx1="http://schemas.microsoft.com/office/drawing/2015/9/8/chartex" xmlns:cx2="http://schemas.microsoft.com/office/drawing/2015/10/21/chartex" xmlns:cx3="http://schemas.microsoft.com/office/drawing/2016/5/9/chartex" xmlns:cx4="http://schemas.microsoft.com/office/drawing/2016/5/10/chartex" xmlns:cx5="http://schemas.microsoft.com/office/drawing/2016/5/11/chartex" xmlns:cx6="http://schemas.microsoft.com/office/drawing/2016/5/12/chartex" xmlns:cx7="http://schemas.microsoft.com/office/drawing/2016/5/13/chartex" xmlns:cx8="http://schemas.microsoft.com/office/drawing/2016/5/14/chartex" xmlns:mc="http://schemas.openxmlformats.org/markup-compatibility/2006" xmlns:aink="http://schemas.microsoft.com/office/drawing/2016/ink" xmlns:am3d="http://schemas.microsoft.com/office/drawing/2017/model3d" xmlns:o="urn:schemas-microsoft-com:office:office" xmlns:r="http://schemas.openxmlformats.org/officeDocument/2006/relationships" xmlns:m="http://schemas.openxmlformats.org/officeDocument/2006/math" xmlns:v="urn:schemas-microsoft-com:vml" xmlns:wp14="http://schemas.microsoft.com/office/word/2010/wordprocessingDrawing" xmlns:wp="http://schemas.openxmlformats.org/drawingml/2006/wordprocessingDrawing" xmlns:w10="urn:schemas-microsoft-com:office:word" xmlns:w="http://schemas.openxmlformats.org/wordprocessingml/2006/main" xmlns:w14="http://schemas.microsoft.com/office/word/2010/wordml" xmlns:w15="http://schemas.microsoft.com/office/word/2012/wordml" xmlns:w16cid="http://schemas.microsoft.com/office/word/2016/wordml/cid" xmlns:w16se="http://schemas.microsoft.com/office/word/2015/wordml/symex" xmlns:wpg="http://schemas.microsoft.com/office/word/2010/wordprocessingGroup" xmlns:wpi="http://schemas.microsoft.com/office/word/2010/wordprocessingInk" xmlns:wne="http://schemas.microsoft.com/office/word/2006/wordml" xmlns:wps="http://schemas.microsoft.com/office/word/2010/wordprocessingShape" mc:Ignorable="w14 w15 w16se w16cid wp14">
   <w:footnote w:type="separator" w:id="-1">
     <w:p>
       <w:pPr>
@@ -3218,7 +3154,7 @@
 </file>
 
 <file path=word/header1.xml><?xml version="1.0" encoding="utf-8"?>
-<w:hdr xmlns:wpc="http://schemas.microsoft.com/office/word/2010/wordprocessingCanvas" xmlns:mc="http://schemas.openxmlformats.org/markup-compatibility/2006" xmlns:o="urn:schemas-microsoft-com:office:office" xmlns:r="http://schemas.openxmlformats.org/officeDocument/2006/relationships" xmlns:m="http://schemas.openxmlformats.org/officeDocument/2006/math" xmlns:v="urn:schemas-microsoft-com:vml" xmlns:wp14="http://schemas.microsoft.com/office/word/2010/wordprocessingDrawing" xmlns:wp="http://schemas.openxmlformats.org/drawingml/2006/wordprocessingDrawing" xmlns:w10="urn:schemas-microsoft-com:office:word" xmlns:w="http://schemas.openxmlformats.org/wordprocessingml/2006/main" xmlns:w14="http://schemas.microsoft.com/office/word/2010/wordml" xmlns:w15="http://schemas.microsoft.com/office/word/2012/wordml" xmlns:wpg="http://schemas.microsoft.com/office/word/2010/wordprocessingGroup" xmlns:wpi="http://schemas.microsoft.com/office/word/2010/wordprocessingInk" xmlns:wne="http://schemas.microsoft.com/office/word/2006/wordml" xmlns:wps="http://schemas.microsoft.com/office/word/2010/wordprocessingShape" mc:Ignorable="w14 w15 wp14">
+<w:hdr xmlns:wpc="http://schemas.microsoft.com/office/word/2010/wordprocessingCanvas" xmlns:cx="http://schemas.microsoft.com/office/drawing/2014/chartex" xmlns:cx1="http://schemas.microsoft.com/office/drawing/2015/9/8/chartex" xmlns:cx2="http://schemas.microsoft.com/office/drawing/2015/10/21/chartex" xmlns:cx3="http://schemas.microsoft.com/office/drawing/2016/5/9/chartex" xmlns:cx4="http://schemas.microsoft.com/office/drawing/2016/5/10/chartex" xmlns:cx5="http://schemas.microsoft.com/office/drawing/2016/5/11/chartex" xmlns:cx6="http://schemas.microsoft.com/office/drawing/2016/5/12/chartex" xmlns:cx7="http://schemas.microsoft.com/office/drawing/2016/5/13/chartex" xmlns:cx8="http://schemas.microsoft.com/office/drawing/2016/5/14/chartex" xmlns:mc="http://schemas.openxmlformats.org/markup-compatibility/2006" xmlns:aink="http://schemas.microsoft.com/office/drawing/2016/ink" xmlns:am3d="http://schemas.microsoft.com/office/drawing/2017/model3d" xmlns:o="urn:schemas-microsoft-com:office:office" xmlns:r="http://schemas.openxmlformats.org/officeDocument/2006/relationships" xmlns:m="http://schemas.openxmlformats.org/officeDocument/2006/math" xmlns:v="urn:schemas-microsoft-com:vml" xmlns:wp14="http://schemas.microsoft.com/office/word/2010/wordprocessingDrawing" xmlns:wp="http://schemas.openxmlformats.org/drawingml/2006/wordprocessingDrawing" xmlns:w10="urn:schemas-microsoft-com:office:word" xmlns:w="http://schemas.openxmlformats.org/wordprocessingml/2006/main" xmlns:w14="http://schemas.microsoft.com/office/word/2010/wordml" xmlns:w15="http://schemas.microsoft.com/office/word/2012/wordml" xmlns:w16cid="http://schemas.microsoft.com/office/word/2016/wordml/cid" xmlns:w16se="http://schemas.microsoft.com/office/word/2015/wordml/symex" xmlns:wpg="http://schemas.microsoft.com/office/word/2010/wordprocessingGroup" xmlns:wpi="http://schemas.microsoft.com/office/word/2010/wordprocessingInk" xmlns:wne="http://schemas.microsoft.com/office/word/2006/wordml" xmlns:wps="http://schemas.microsoft.com/office/word/2010/wordprocessingShape" mc:Ignorable="w14 w15 w16se w16cid wp14">
   <w:p>
     <w:pPr>
       <w:pStyle w:val="Encabezado"/>
@@ -3238,8 +3174,8 @@
 </file>
 
 <file path=word/numbering.xml><?xml version="1.0" encoding="utf-8"?>
-<w:numbering xmlns:wpc="http://schemas.microsoft.com/office/word/2010/wordprocessingCanvas" xmlns:mc="http://schemas.openxmlformats.org/markup-compatibility/2006" xmlns:o="urn:schemas-microsoft-com:office:office" xmlns:r="http://schemas.openxmlformats.org/officeDocument/2006/relationships" xmlns:m="http://schemas.openxmlformats.org/officeDocument/2006/math" xmlns:v="urn:schemas-microsoft-com:vml" xmlns:wp14="http://schemas.microsoft.com/office/word/2010/wordprocessingDrawing" xmlns:wp="http://schemas.openxmlformats.org/drawingml/2006/wordprocessingDrawing" xmlns:w10="urn:schemas-microsoft-com:office:word" xmlns:w="http://schemas.openxmlformats.org/wordprocessingml/2006/main" xmlns:w14="http://schemas.microsoft.com/office/word/2010/wordml" xmlns:w15="http://schemas.microsoft.com/office/word/2012/wordml" xmlns:wpg="http://schemas.microsoft.com/office/word/2010/wordprocessingGroup" xmlns:wpi="http://schemas.microsoft.com/office/word/2010/wordprocessingInk" xmlns:wne="http://schemas.microsoft.com/office/word/2006/wordml" xmlns:wps="http://schemas.microsoft.com/office/word/2010/wordprocessingShape" mc:Ignorable="w14 w15 wp14">
-  <w:abstractNum w:abstractNumId="0">
+<w:numbering xmlns:wpc="http://schemas.microsoft.com/office/word/2010/wordprocessingCanvas" xmlns:cx="http://schemas.microsoft.com/office/drawing/2014/chartex" xmlns:cx1="http://schemas.microsoft.com/office/drawing/2015/9/8/chartex" xmlns:cx2="http://schemas.microsoft.com/office/drawing/2015/10/21/chartex" xmlns:cx3="http://schemas.microsoft.com/office/drawing/2016/5/9/chartex" xmlns:cx4="http://schemas.microsoft.com/office/drawing/2016/5/10/chartex" xmlns:cx5="http://schemas.microsoft.com/office/drawing/2016/5/11/chartex" xmlns:cx6="http://schemas.microsoft.com/office/drawing/2016/5/12/chartex" xmlns:cx7="http://schemas.microsoft.com/office/drawing/2016/5/13/chartex" xmlns:cx8="http://schemas.microsoft.com/office/drawing/2016/5/14/chartex" xmlns:mc="http://schemas.openxmlformats.org/markup-compatibility/2006" xmlns:aink="http://schemas.microsoft.com/office/drawing/2016/ink" xmlns:am3d="http://schemas.microsoft.com/office/drawing/2017/model3d" xmlns:o="urn:schemas-microsoft-com:office:office" xmlns:r="http://schemas.openxmlformats.org/officeDocument/2006/relationships" xmlns:m="http://schemas.openxmlformats.org/officeDocument/2006/math" xmlns:v="urn:schemas-microsoft-com:vml" xmlns:wp14="http://schemas.microsoft.com/office/word/2010/wordprocessingDrawing" xmlns:wp="http://schemas.openxmlformats.org/drawingml/2006/wordprocessingDrawing" xmlns:w10="urn:schemas-microsoft-com:office:word" xmlns:w="http://schemas.openxmlformats.org/wordprocessingml/2006/main" xmlns:w14="http://schemas.microsoft.com/office/word/2010/wordml" xmlns:w15="http://schemas.microsoft.com/office/word/2012/wordml" xmlns:w16cid="http://schemas.microsoft.com/office/word/2016/wordml/cid" xmlns:w16se="http://schemas.microsoft.com/office/word/2015/wordml/symex" xmlns:wpg="http://schemas.microsoft.com/office/word/2010/wordprocessingGroup" xmlns:wpi="http://schemas.microsoft.com/office/word/2010/wordprocessingInk" xmlns:wne="http://schemas.microsoft.com/office/word/2006/wordml" xmlns:wps="http://schemas.microsoft.com/office/word/2010/wordprocessingShape" mc:Ignorable="w14 w15 w16se w16cid wp14">
+  <w:abstractNum w:abstractNumId="0" w15:restartNumberingAfterBreak="0">
     <w:nsid w:val="15FB601E"/>
     <w:multiLevelType w:val="hybridMultilevel"/>
     <w:tmpl w:val="6E74E080"/>
@@ -3328,7 +3264,7 @@
       </w:pPr>
     </w:lvl>
   </w:abstractNum>
-  <w:abstractNum w:abstractNumId="1">
+  <w:abstractNum w:abstractNumId="1" w15:restartNumberingAfterBreak="0">
     <w:nsid w:val="27772C7A"/>
     <w:multiLevelType w:val="hybridMultilevel"/>
     <w:tmpl w:val="F9A847D6"/>
@@ -3441,7 +3377,7 @@
       </w:rPr>
     </w:lvl>
   </w:abstractNum>
-  <w:abstractNum w:abstractNumId="2">
+  <w:abstractNum w:abstractNumId="2" w15:restartNumberingAfterBreak="0">
     <w:nsid w:val="69A656A6"/>
     <w:multiLevelType w:val="hybridMultilevel"/>
     <w:tmpl w:val="BCE2E368"/>
@@ -3527,7 +3463,7 @@
       </w:pPr>
     </w:lvl>
   </w:abstractNum>
-  <w:abstractNum w:abstractNumId="3">
+  <w:abstractNum w:abstractNumId="3" w15:restartNumberingAfterBreak="0">
     <w:nsid w:val="6B352696"/>
     <w:multiLevelType w:val="hybridMultilevel"/>
     <w:tmpl w:val="6E74E080"/>
@@ -3633,7 +3569,7 @@
 </file>
 
 <file path=word/styles.xml><?xml version="1.0" encoding="utf-8"?>
-<w:styles xmlns:mc="http://schemas.openxmlformats.org/markup-compatibility/2006" xmlns:r="http://schemas.openxmlformats.org/officeDocument/2006/relationships" xmlns:w="http://schemas.openxmlformats.org/wordprocessingml/2006/main" xmlns:w14="http://schemas.microsoft.com/office/word/2010/wordml" xmlns:w15="http://schemas.microsoft.com/office/word/2012/wordml" mc:Ignorable="w14 w15">
+<w:styles xmlns:mc="http://schemas.openxmlformats.org/markup-compatibility/2006" xmlns:r="http://schemas.openxmlformats.org/officeDocument/2006/relationships" xmlns:w="http://schemas.openxmlformats.org/wordprocessingml/2006/main" xmlns:w14="http://schemas.microsoft.com/office/word/2010/wordml" xmlns:w15="http://schemas.microsoft.com/office/word/2012/wordml" xmlns:w16cid="http://schemas.microsoft.com/office/word/2016/wordml/cid" xmlns:w16se="http://schemas.microsoft.com/office/word/2015/wordml/symex" mc:Ignorable="w14 w15 w16se w16cid">
   <w:docDefaults>
     <w:rPrDefault>
       <w:rPr>
@@ -3649,7 +3585,7 @@
       </w:pPr>
     </w:pPrDefault>
   </w:docDefaults>
-  <w:latentStyles w:defLockedState="0" w:defUIPriority="99" w:defSemiHidden="0" w:defUnhideWhenUsed="0" w:defQFormat="0" w:count="371">
+  <w:latentStyles w:defLockedState="0" w:defUIPriority="99" w:defSemiHidden="0" w:defUnhideWhenUsed="0" w:defQFormat="0" w:count="375">
     <w:lsdException w:name="Normal" w:uiPriority="0" w:qFormat="1"/>
     <w:lsdException w:name="heading 1" w:uiPriority="9" w:qFormat="1"/>
     <w:lsdException w:name="heading 2" w:semiHidden="1" w:uiPriority="9" w:unhideWhenUsed="1" w:qFormat="1"/>
@@ -3755,7 +3691,6 @@
     <w:lsdException w:name="HTML Sample" w:semiHidden="1" w:unhideWhenUsed="1"/>
     <w:lsdException w:name="HTML Typewriter" w:semiHidden="1" w:unhideWhenUsed="1"/>
     <w:lsdException w:name="HTML Variable" w:semiHidden="1" w:unhideWhenUsed="1"/>
-    <w:lsdException w:name="Normal Table" w:semiHidden="1" w:unhideWhenUsed="1"/>
     <w:lsdException w:name="annotation subject" w:semiHidden="1" w:unhideWhenUsed="1"/>
     <w:lsdException w:name="No List" w:semiHidden="1" w:unhideWhenUsed="1"/>
     <w:lsdException w:name="Outline List 1" w:semiHidden="1" w:unhideWhenUsed="1"/>
@@ -3799,10 +3734,8 @@
     <w:lsdException w:name="Table Elegant" w:semiHidden="1" w:unhideWhenUsed="1"/>
     <w:lsdException w:name="Table Professional" w:semiHidden="1" w:unhideWhenUsed="1"/>
     <w:lsdException w:name="Table Subtle 1" w:semiHidden="1" w:unhideWhenUsed="1"/>
-    <w:lsdException w:name="Table Subtle 2" w:semiHidden="1" w:unhideWhenUsed="1"/>
     <w:lsdException w:name="Table Web 1" w:semiHidden="1" w:unhideWhenUsed="1"/>
     <w:lsdException w:name="Table Web 2" w:semiHidden="1" w:unhideWhenUsed="1"/>
-    <w:lsdException w:name="Table Web 3" w:semiHidden="1" w:unhideWhenUsed="1"/>
     <w:lsdException w:name="Balloon Text" w:semiHidden="1" w:unhideWhenUsed="1"/>
     <w:lsdException w:name="Table Grid" w:uiPriority="59"/>
     <w:lsdException w:name="Table Theme" w:semiHidden="1" w:unhideWhenUsed="1"/>
@@ -4021,6 +3954,10 @@
     <w:lsdException w:name="List Table 5 Dark Accent 6" w:uiPriority="50"/>
     <w:lsdException w:name="List Table 6 Colorful Accent 6" w:uiPriority="51"/>
     <w:lsdException w:name="List Table 7 Colorful Accent 6" w:uiPriority="52"/>
+    <w:lsdException w:name="Mention" w:semiHidden="1" w:unhideWhenUsed="1"/>
+    <w:lsdException w:name="Smart Hyperlink" w:semiHidden="1" w:unhideWhenUsed="1"/>
+    <w:lsdException w:name="Hashtag" w:semiHidden="1" w:unhideWhenUsed="1"/>
+    <w:lsdException w:name="Unresolved Mention" w:semiHidden="1" w:unhideWhenUsed="1"/>
   </w:latentStyles>
   <w:style w:type="paragraph" w:default="1" w:styleId="Normal">
     <w:name w:val="Normal"/>
@@ -4173,7 +4110,7 @@
       <w:szCs w:val="32"/>
     </w:rPr>
   </w:style>
-  <w:style w:type="paragraph" w:styleId="TtulodeTDC">
+  <w:style w:type="paragraph" w:styleId="TtuloTDC">
     <w:name w:val="TOC Heading"/>
     <w:basedOn w:val="Ttulo1"/>
     <w:next w:val="Normal"/>
@@ -4239,11 +4176,11 @@
       <w:u w:val="single"/>
     </w:rPr>
   </w:style>
-  <w:style w:type="paragraph" w:styleId="Puesto">
+  <w:style w:type="paragraph" w:styleId="Ttulo">
     <w:name w:val="Title"/>
     <w:basedOn w:val="Normal"/>
     <w:next w:val="Normal"/>
-    <w:link w:val="PuestoCar"/>
+    <w:link w:val="TtuloCar"/>
     <w:qFormat/>
     <w:rsid w:val="001D3AB5"/>
     <w:pPr>
@@ -4259,10 +4196,10 @@
       <w:lang w:val="en-US"/>
     </w:rPr>
   </w:style>
-  <w:style w:type="character" w:customStyle="1" w:styleId="PuestoCar">
-    <w:name w:val="Puesto Car"/>
+  <w:style w:type="character" w:customStyle="1" w:styleId="TtuloCar">
+    <w:name w:val="Título Car"/>
     <w:basedOn w:val="Fuentedeprrafopredeter"/>
-    <w:link w:val="Puesto"/>
+    <w:link w:val="Ttulo"/>
     <w:rsid w:val="001D3AB5"/>
     <w:rPr>
       <w:rFonts w:ascii="Arial" w:eastAsia="Times New Roman" w:hAnsi="Arial" w:cs="Times New Roman"/>
@@ -4295,7 +4232,6 @@
       <w:spacing w:after="0" w:line="240" w:lineRule="auto"/>
     </w:pPr>
     <w:tblPr>
-      <w:tblInd w:w="0" w:type="dxa"/>
       <w:tblBorders>
         <w:top w:val="single" w:sz="4" w:space="0" w:color="auto"/>
         <w:left w:val="single" w:sz="4" w:space="0" w:color="auto"/>
@@ -4304,12 +4240,6 @@
         <w:insideH w:val="single" w:sz="4" w:space="0" w:color="auto"/>
         <w:insideV w:val="single" w:sz="4" w:space="0" w:color="auto"/>
       </w:tblBorders>
-      <w:tblCellMar>
-        <w:top w:w="0" w:type="dxa"/>
-        <w:left w:w="108" w:type="dxa"/>
-        <w:bottom w:w="0" w:type="dxa"/>
-        <w:right w:w="108" w:type="dxa"/>
-      </w:tblCellMar>
     </w:tblPr>
   </w:style>
   <w:style w:type="paragraph" w:styleId="Citadestacada">

--- a/FD06-EPIS-PropuestaProyecto.docx
+++ b/FD06-EPIS-PropuestaProyecto.docx
@@ -623,8 +623,6 @@
         </w:rPr>
         <w:t>2026-II</w:t>
       </w:r>
-      <w:bookmarkStart w:id="0" w:name="_GoBack"/>
-      <w:bookmarkEnd w:id="0"/>
     </w:p>
     <w:p>
       <w:pPr>
@@ -789,35 +787,9 @@
           <w:szCs w:val="24"/>
           <w:lang w:val="es-ES_tradnl"/>
         </w:rPr>
-        <w:t>{Nombre del Proyecto, lugar, a</w:t>
+        <w:t>{</w:t>
       </w:r>
-      <w:proofErr w:type="spellStart"/>
       <w:r>
-        <w:rPr>
-          <w:rFonts w:ascii="Times New Roman" w:hAnsi="Times New Roman" w:cs="Times New Roman"/>
-          <w:b/>
-          <w:i/>
-          <w:sz w:val="44"/>
-          <w:szCs w:val="24"/>
-        </w:rPr>
-        <w:t>ño</w:t>
-      </w:r>
-      <w:proofErr w:type="spellEnd"/>
-      <w:r>
-        <w:rPr>
-          <w:rFonts w:ascii="Times New Roman" w:hAnsi="Times New Roman" w:cs="Times New Roman"/>
-          <w:b/>
-          <w:i/>
-          <w:sz w:val="44"/>
-          <w:szCs w:val="24"/>
-        </w:rPr>
-        <w:t>}</w:t>
-      </w:r>
-    </w:p>
-    <w:p>
-      <w:pPr>
-        <w:spacing w:after="0" w:line="360" w:lineRule="auto"/>
-        <w:jc w:val="center"/>
         <w:rPr>
           <w:rFonts w:ascii="Times New Roman" w:hAnsi="Times New Roman" w:cs="Times New Roman"/>
           <w:b/>
@@ -826,6 +798,44 @@
           <w:szCs w:val="24"/>
           <w:lang w:val="es-ES_tradnl"/>
         </w:rPr>
+        <w:t xml:space="preserve">Sistema de Gestión de Incidencias Universitarias, Tacna, </w:t>
+      </w:r>
+      <w:proofErr w:type="spellStart"/>
+      <w:r>
+        <w:rPr>
+          <w:rFonts w:ascii="Times New Roman" w:hAnsi="Times New Roman" w:cs="Times New Roman"/>
+          <w:b/>
+          <w:i/>
+          <w:sz w:val="44"/>
+          <w:szCs w:val="24"/>
+          <w:lang w:val="es-ES_tradnl"/>
+        </w:rPr>
+        <w:t>Peru</w:t>
+      </w:r>
+      <w:proofErr w:type="spellEnd"/>
+      <w:r>
+        <w:rPr>
+          <w:rFonts w:ascii="Times New Roman" w:hAnsi="Times New Roman" w:cs="Times New Roman"/>
+          <w:b/>
+          <w:i/>
+          <w:sz w:val="44"/>
+          <w:szCs w:val="24"/>
+        </w:rPr>
+        <w:t>}</w:t>
+      </w:r>
+    </w:p>
+    <w:p>
+      <w:pPr>
+        <w:spacing w:after="0" w:line="360" w:lineRule="auto"/>
+        <w:jc w:val="center"/>
+        <w:rPr>
+          <w:rFonts w:ascii="Times New Roman" w:hAnsi="Times New Roman" w:cs="Times New Roman"/>
+          <w:b/>
+          <w:i/>
+          <w:sz w:val="44"/>
+          <w:szCs w:val="24"/>
+          <w:lang w:val="es-ES_tradnl"/>
+        </w:rPr>
       </w:pPr>
     </w:p>
     <w:p>
@@ -891,6 +901,15 @@
           <w:szCs w:val="24"/>
         </w:rPr>
         <w:t>Presentado por:</w:t>
+      </w:r>
+      <w:r>
+        <w:rPr>
+          <w:rFonts w:ascii="Times New Roman" w:hAnsi="Times New Roman" w:cs="Times New Roman"/>
+          <w:b/>
+          <w:sz w:val="24"/>
+          <w:szCs w:val="24"/>
+        </w:rPr>
+        <w:t xml:space="preserve"> Sagua Ramos Gustavo Alonso</w:t>
       </w:r>
     </w:p>
     <w:p>
@@ -958,7 +977,7 @@
           <w:sz w:val="24"/>
           <w:szCs w:val="24"/>
         </w:rPr>
-        <w:t xml:space="preserve">{Fecha} </w:t>
+        <w:t>21/08/2026</w:t>
       </w:r>
     </w:p>
     <w:p>
@@ -1128,7 +1147,6 @@
                 <w:sz w:val="14"/>
                 <w:szCs w:val="24"/>
               </w:rPr>
-              <w:lastRenderedPageBreak/>
               <w:t>CONTROL DE VERSIONES</w:t>
             </w:r>
           </w:p>
@@ -1337,15 +1355,7 @@
                 <w:sz w:val="14"/>
                 <w:szCs w:val="24"/>
               </w:rPr>
-              <w:t>MP</w:t>
-            </w:r>
-            <w:r>
-              <w:rPr>
-                <w:rFonts w:cs="Times-Roman"/>
-                <w:sz w:val="14"/>
-                <w:szCs w:val="24"/>
-              </w:rPr>
-              <w:t>V</w:t>
+              <w:t>Sagua Ramos Alonso</w:t>
             </w:r>
           </w:p>
         </w:tc>
@@ -1415,8 +1425,10 @@
                 <w:sz w:val="14"/>
                 <w:szCs w:val="24"/>
               </w:rPr>
-              <w:t>10/10/2020</w:t>
+              <w:t>21/08/2026</w:t>
             </w:r>
+            <w:bookmarkStart w:id="0" w:name="_GoBack"/>
+            <w:bookmarkEnd w:id="0"/>
           </w:p>
         </w:tc>
         <w:tc>
@@ -3691,6 +3703,7 @@
     <w:lsdException w:name="HTML Sample" w:semiHidden="1" w:unhideWhenUsed="1"/>
     <w:lsdException w:name="HTML Typewriter" w:semiHidden="1" w:unhideWhenUsed="1"/>
     <w:lsdException w:name="HTML Variable" w:semiHidden="1" w:unhideWhenUsed="1"/>
+    <w:lsdException w:name="Normal Table" w:semiHidden="1" w:unhideWhenUsed="1"/>
     <w:lsdException w:name="annotation subject" w:semiHidden="1" w:unhideWhenUsed="1"/>
     <w:lsdException w:name="No List" w:semiHidden="1" w:unhideWhenUsed="1"/>
     <w:lsdException w:name="Outline List 1" w:semiHidden="1" w:unhideWhenUsed="1"/>
@@ -3734,8 +3747,10 @@
     <w:lsdException w:name="Table Elegant" w:semiHidden="1" w:unhideWhenUsed="1"/>
     <w:lsdException w:name="Table Professional" w:semiHidden="1" w:unhideWhenUsed="1"/>
     <w:lsdException w:name="Table Subtle 1" w:semiHidden="1" w:unhideWhenUsed="1"/>
+    <w:lsdException w:name="Table Subtle 2" w:semiHidden="1" w:unhideWhenUsed="1"/>
     <w:lsdException w:name="Table Web 1" w:semiHidden="1" w:unhideWhenUsed="1"/>
     <w:lsdException w:name="Table Web 2" w:semiHidden="1" w:unhideWhenUsed="1"/>
+    <w:lsdException w:name="Table Web 3" w:semiHidden="1" w:unhideWhenUsed="1"/>
     <w:lsdException w:name="Balloon Text" w:semiHidden="1" w:unhideWhenUsed="1"/>
     <w:lsdException w:name="Table Grid" w:uiPriority="59"/>
     <w:lsdException w:name="Table Theme" w:semiHidden="1" w:unhideWhenUsed="1"/>

--- a/FD06-EPIS-PropuestaProyecto.docx
+++ b/FD06-EPIS-PropuestaProyecto.docx
@@ -1427,8 +1427,6 @@
               </w:rPr>
               <w:t>21/08/2026</w:t>
             </w:r>
-            <w:bookmarkStart w:id="0" w:name="_GoBack"/>
-            <w:bookmarkEnd w:id="0"/>
           </w:p>
         </w:tc>
         <w:tc>
@@ -2421,13 +2419,252 @@
           <w:sz w:val="24"/>
           <w:szCs w:val="24"/>
         </w:rPr>
-        <w:br w:type="page"/>
-      </w:r>
-      <w:r>
+        <w:t>Planteamiento del Problema</w:t>
+      </w:r>
+    </w:p>
+    <w:p>
+      <w:pPr>
+        <w:spacing w:after="0" w:line="360" w:lineRule="auto"/>
+        <w:rPr>
+          <w:rFonts w:ascii="Times New Roman" w:hAnsi="Times New Roman" w:cs="Times New Roman"/>
+          <w:b/>
+          <w:sz w:val="24"/>
+          <w:szCs w:val="24"/>
+        </w:rPr>
+      </w:pPr>
+    </w:p>
+    <w:p>
+      <w:pPr>
+        <w:pStyle w:val="isselectedend"/>
+      </w:pPr>
+      <w:r>
+        <w:t>Para nuestro proyecto hemos identificado una situación que puede presentarse dentro de la Universidad Privada de Tacna: problemas relacionados con aulas, laboratorios, equipos, Internet, mobiliario e infraestructura.</w:t>
+      </w:r>
+    </w:p>
+    <w:p>
+      <w:pPr>
+        <w:pStyle w:val="isselectedend"/>
+      </w:pPr>
+      <w:r>
+        <w:t>Durante nuestra investigación encontramos documentación oficial de la UPT donde se registran situaciones reales que requirieron atención. Por ejemplo, en un acta del Consejo Universitario se registra una solicitud de una estudiante relacionada con el mantenimiento de una zona frente al Policlínico, debido a una vereda y una tapa de alcantarillado abierta.</w:t>
+      </w:r>
+    </w:p>
+    <w:p>
+      <w:pPr>
+        <w:pStyle w:val="isselectedend"/>
+      </w:pPr>
+      <w:r>
+        <w:t xml:space="preserve">A partir de estos antecedentes, consideramos necesario proponer una herramienta que permita </w:t>
+      </w:r>
+      <w:r>
+        <w:rPr>
+          <w:rStyle w:val="Textoennegrita"/>
+        </w:rPr>
+        <w:t>registrar y hacer seguimiento a las incidencias</w:t>
+      </w:r>
+      <w:r>
+        <w:t>, desde que un estudiante informa el problema hasta que este es atendido.</w:t>
+      </w:r>
+    </w:p>
+    <w:p>
+      <w:pPr>
+        <w:pStyle w:val="NormalWeb"/>
+      </w:pPr>
+      <w:r>
+        <w:t>Nuestra propuesta no busca reemplazar los mecanismos que ya existen en la universidad, sino centralizar la información y facilitar el seguimiento de cada reporte.</w:t>
+      </w:r>
+    </w:p>
+    <w:p>
+      <w:pPr>
+        <w:spacing w:after="0" w:line="360" w:lineRule="auto"/>
+        <w:rPr>
+          <w:rFonts w:ascii="Times New Roman" w:hAnsi="Times New Roman" w:cs="Times New Roman"/>
+          <w:sz w:val="24"/>
+          <w:szCs w:val="24"/>
+        </w:rPr>
+      </w:pPr>
+    </w:p>
+    <w:p>
+      <w:pPr>
+        <w:spacing w:after="0" w:line="360" w:lineRule="auto"/>
+        <w:rPr>
+          <w:rFonts w:ascii="Times New Roman" w:hAnsi="Times New Roman" w:cs="Times New Roman"/>
+          <w:b/>
+          <w:sz w:val="24"/>
+          <w:szCs w:val="24"/>
+        </w:rPr>
+      </w:pPr>
+      <w:r>
+        <w:rPr>
+          <w:rFonts w:ascii="Times New Roman" w:hAnsi="Times New Roman" w:cs="Times New Roman"/>
+          <w:b/>
+          <w:sz w:val="24"/>
+          <w:szCs w:val="24"/>
+        </w:rPr>
+        <w:t xml:space="preserve">Justificación </w:t>
+      </w:r>
+    </w:p>
+    <w:p>
+      <w:pPr>
+        <w:spacing w:after="0" w:line="360" w:lineRule="auto"/>
+        <w:rPr>
+          <w:rFonts w:ascii="Times New Roman" w:hAnsi="Times New Roman" w:cs="Times New Roman"/>
+          <w:b/>
+          <w:sz w:val="24"/>
+          <w:szCs w:val="24"/>
+        </w:rPr>
+      </w:pPr>
+    </w:p>
+    <w:p>
+      <w:pPr>
+        <w:pStyle w:val="isselectedend"/>
+      </w:pPr>
+      <w:r>
+        <w:t>Elegimos este proyecto porque consideramos que es un problema que puede presentarse dentro de la universidad y que podemos convertir en una solución que sea fácil de medir y probar.</w:t>
+      </w:r>
+    </w:p>
+    <w:p>
+      <w:pPr>
+        <w:pStyle w:val="isselectedend"/>
+      </w:pPr>
+      <w:r>
+        <w:t>El sistema permitirá registrar información como el tipo de problema, ubicación, descripción, fecha y evidencia. Además, cada incidencia podrá pasar por los estados:</w:t>
+      </w:r>
+    </w:p>
+    <w:p>
+      <w:pPr>
+        <w:pStyle w:val="isselectedend"/>
+        <w:rPr>
+          <w:b/>
+        </w:rPr>
+      </w:pPr>
+      <w:r>
+        <w:rPr>
+          <w:rStyle w:val="Textoennegrita"/>
+          <w:b w:val="0"/>
+        </w:rPr>
+        <w:t>Registrada → En revisión → En proceso → Resuelta</w:t>
+      </w:r>
+    </w:p>
+    <w:p>
+      <w:pPr>
+        <w:pStyle w:val="NormalWeb"/>
+      </w:pPr>
+      <w:r>
+        <w:t>Esto nos permitirá conocer cuántas incidencias se registran, cuántas se resuelven y cuánto tiempo demora su atención.</w:t>
+      </w:r>
+    </w:p>
+    <w:p>
+      <w:pPr>
+        <w:spacing w:after="0" w:line="360" w:lineRule="auto"/>
+        <w:rPr>
+          <w:rFonts w:ascii="Times New Roman" w:hAnsi="Times New Roman" w:cs="Times New Roman"/>
+          <w:b/>
+          <w:sz w:val="24"/>
+          <w:szCs w:val="24"/>
+        </w:rPr>
+      </w:pPr>
+    </w:p>
+    <w:p>
+      <w:pPr>
+        <w:spacing w:after="0" w:line="360" w:lineRule="auto"/>
+        <w:rPr>
+          <w:rFonts w:ascii="Times New Roman" w:hAnsi="Times New Roman" w:cs="Times New Roman"/>
+          <w:b/>
+          <w:sz w:val="24"/>
+          <w:szCs w:val="24"/>
+        </w:rPr>
+      </w:pPr>
+      <w:r>
+        <w:rPr>
+          <w:rFonts w:ascii="Times New Roman" w:hAnsi="Times New Roman" w:cs="Times New Roman"/>
+          <w:b/>
+          <w:sz w:val="24"/>
+          <w:szCs w:val="24"/>
+        </w:rPr>
+        <w:t xml:space="preserve">Problemas Detallados </w:t>
+      </w:r>
+    </w:p>
+    <w:p>
+      <w:pPr>
+        <w:spacing w:after="0" w:line="360" w:lineRule="auto"/>
+      </w:pPr>
+      <w:r>
+        <w:t>Problemas relacionados con infraestructura y mantenimiento</w:t>
+      </w:r>
+    </w:p>
+    <w:p>
+      <w:pPr>
+        <w:spacing w:after="0" w:line="360" w:lineRule="auto"/>
+        <w:rPr>
+          <w:rFonts w:ascii="Times New Roman" w:hAnsi="Times New Roman" w:cs="Times New Roman"/>
+          <w:sz w:val="24"/>
+          <w:szCs w:val="24"/>
+        </w:rPr>
+      </w:pPr>
+      <w:r>
+        <w:t>Insatisfacción relacionada con la infraestructura</w:t>
+      </w:r>
+    </w:p>
+    <w:p>
+      <w:pPr>
+        <w:spacing w:after="0" w:line="360" w:lineRule="auto"/>
+      </w:pPr>
+      <w:r>
+        <w:t>Satisfacción estudiantil con infraestructura y servicios</w:t>
+      </w:r>
+    </w:p>
+    <w:p>
+      <w:pPr>
+        <w:spacing w:after="0" w:line="360" w:lineRule="auto"/>
         <w:rPr>
           <w:sz w:val="28"/>
         </w:rPr>
-        <w:lastRenderedPageBreak/>
+      </w:pPr>
+      <w:bookmarkStart w:id="0" w:name="_GoBack"/>
+      <w:bookmarkEnd w:id="0"/>
+      <w:r>
+        <w:t>La UPT reconoce la necesidad de gestionar reclamos y recursos</w:t>
+      </w:r>
+    </w:p>
+    <w:p>
+      <w:pPr>
+        <w:spacing w:after="0" w:line="360" w:lineRule="auto"/>
+        <w:rPr>
+          <w:sz w:val="28"/>
+        </w:rPr>
+      </w:pPr>
+    </w:p>
+    <w:p>
+      <w:pPr>
+        <w:spacing w:after="0" w:line="360" w:lineRule="auto"/>
+        <w:rPr>
+          <w:sz w:val="28"/>
+        </w:rPr>
+      </w:pPr>
+    </w:p>
+    <w:p>
+      <w:pPr>
+        <w:spacing w:after="0" w:line="360" w:lineRule="auto"/>
+        <w:rPr>
+          <w:sz w:val="28"/>
+        </w:rPr>
+      </w:pPr>
+    </w:p>
+    <w:p>
+      <w:pPr>
+        <w:spacing w:after="0" w:line="360" w:lineRule="auto"/>
+        <w:rPr>
+          <w:rFonts w:ascii="Times New Roman" w:hAnsi="Times New Roman" w:cs="Times New Roman"/>
+          <w:b/>
+          <w:sz w:val="24"/>
+          <w:szCs w:val="24"/>
+        </w:rPr>
+      </w:pPr>
+      <w:r>
+        <w:rPr>
+          <w:sz w:val="28"/>
+        </w:rPr>
         <w:t>RESUMEN EJECUTIVO</w:t>
       </w:r>
     </w:p>
@@ -4294,6 +4531,48 @@
       <w:color w:val="5B9BD5" w:themeColor="accent1"/>
     </w:rPr>
   </w:style>
+  <w:style w:type="paragraph" w:customStyle="1" w:styleId="isselectedend">
+    <w:name w:val="isselectedend"/>
+    <w:basedOn w:val="Normal"/>
+    <w:rsid w:val="00FE200D"/>
+    <w:pPr>
+      <w:spacing w:before="100" w:beforeAutospacing="1" w:after="100" w:afterAutospacing="1" w:line="240" w:lineRule="auto"/>
+    </w:pPr>
+    <w:rPr>
+      <w:rFonts w:ascii="Times New Roman" w:eastAsia="Times New Roman" w:hAnsi="Times New Roman" w:cs="Times New Roman"/>
+      <w:sz w:val="24"/>
+      <w:szCs w:val="24"/>
+      <w:lang w:eastAsia="es-PE"/>
+    </w:rPr>
+  </w:style>
+  <w:style w:type="character" w:styleId="Textoennegrita">
+    <w:name w:val="Strong"/>
+    <w:basedOn w:val="Fuentedeprrafopredeter"/>
+    <w:uiPriority w:val="22"/>
+    <w:qFormat/>
+    <w:rsid w:val="00FE200D"/>
+    <w:rPr>
+      <w:b/>
+      <w:bCs/>
+    </w:rPr>
+  </w:style>
+  <w:style w:type="paragraph" w:styleId="NormalWeb">
+    <w:name w:val="Normal (Web)"/>
+    <w:basedOn w:val="Normal"/>
+    <w:uiPriority w:val="99"/>
+    <w:semiHidden/>
+    <w:unhideWhenUsed/>
+    <w:rsid w:val="00FE200D"/>
+    <w:pPr>
+      <w:spacing w:before="100" w:beforeAutospacing="1" w:after="100" w:afterAutospacing="1" w:line="240" w:lineRule="auto"/>
+    </w:pPr>
+    <w:rPr>
+      <w:rFonts w:ascii="Times New Roman" w:eastAsia="Times New Roman" w:hAnsi="Times New Roman" w:cs="Times New Roman"/>
+      <w:sz w:val="24"/>
+      <w:szCs w:val="24"/>
+      <w:lang w:eastAsia="es-PE"/>
+    </w:rPr>
+  </w:style>
 </w:styles>
 </file>
 

--- a/FD06-EPIS-PropuestaProyecto.docx
+++ b/FD06-EPIS-PropuestaProyecto.docx
@@ -2575,55 +2575,219 @@
           <w:szCs w:val="24"/>
         </w:rPr>
       </w:pPr>
-      <w:r>
-        <w:rPr>
-          <w:rFonts w:ascii="Times New Roman" w:hAnsi="Times New Roman" w:cs="Times New Roman"/>
-          <w:b/>
-          <w:sz w:val="24"/>
-          <w:szCs w:val="24"/>
-        </w:rPr>
+    </w:p>
+    <w:p>
+      <w:pPr>
+        <w:spacing w:after="0" w:line="360" w:lineRule="auto"/>
+        <w:rPr>
+          <w:rFonts w:ascii="Times New Roman" w:hAnsi="Times New Roman" w:cs="Times New Roman"/>
+          <w:b/>
+          <w:sz w:val="24"/>
+          <w:szCs w:val="24"/>
+        </w:rPr>
+      </w:pPr>
+    </w:p>
+    <w:p>
+      <w:pPr>
+        <w:spacing w:after="0" w:line="360" w:lineRule="auto"/>
+        <w:rPr>
+          <w:rFonts w:ascii="Times New Roman" w:hAnsi="Times New Roman" w:cs="Times New Roman"/>
+          <w:b/>
+          <w:sz w:val="24"/>
+          <w:szCs w:val="24"/>
+        </w:rPr>
+      </w:pPr>
+    </w:p>
+    <w:p>
+      <w:pPr>
+        <w:spacing w:after="0" w:line="360" w:lineRule="auto"/>
+        <w:rPr>
+          <w:rFonts w:ascii="Times New Roman" w:hAnsi="Times New Roman" w:cs="Times New Roman"/>
+          <w:b/>
+          <w:sz w:val="24"/>
+          <w:szCs w:val="24"/>
+        </w:rPr>
+      </w:pPr>
+    </w:p>
+    <w:p>
+      <w:pPr>
+        <w:spacing w:after="0" w:line="360" w:lineRule="auto"/>
+        <w:rPr>
+          <w:rFonts w:ascii="Times New Roman" w:hAnsi="Times New Roman" w:cs="Times New Roman"/>
+          <w:b/>
+          <w:sz w:val="24"/>
+          <w:szCs w:val="24"/>
+        </w:rPr>
+      </w:pPr>
+    </w:p>
+    <w:p>
+      <w:pPr>
+        <w:spacing w:after="0" w:line="360" w:lineRule="auto"/>
+        <w:rPr>
+          <w:rFonts w:ascii="Times New Roman" w:hAnsi="Times New Roman" w:cs="Times New Roman"/>
+          <w:b/>
+          <w:sz w:val="24"/>
+          <w:szCs w:val="24"/>
+        </w:rPr>
+      </w:pPr>
+      <w:r>
+        <w:rPr>
+          <w:rFonts w:ascii="Times New Roman" w:hAnsi="Times New Roman" w:cs="Times New Roman"/>
+          <w:b/>
+          <w:sz w:val="24"/>
+          <w:szCs w:val="24"/>
+        </w:rPr>
+        <w:lastRenderedPageBreak/>
         <w:t xml:space="preserve">Problemas Detallados </w:t>
       </w:r>
     </w:p>
     <w:p>
       <w:pPr>
         <w:spacing w:after="0" w:line="360" w:lineRule="auto"/>
-      </w:pPr>
-      <w:r>
+        <w:rPr>
+          <w:rFonts w:ascii="Times New Roman" w:hAnsi="Times New Roman" w:cs="Times New Roman"/>
+          <w:b/>
+          <w:sz w:val="24"/>
+          <w:szCs w:val="24"/>
+        </w:rPr>
+      </w:pPr>
+    </w:p>
+    <w:p>
+      <w:pPr>
+        <w:spacing w:after="0" w:line="360" w:lineRule="auto"/>
+        <w:rPr>
+          <w:rFonts w:ascii="Times New Roman" w:hAnsi="Times New Roman" w:cs="Times New Roman"/>
+          <w:sz w:val="24"/>
+          <w:szCs w:val="24"/>
+        </w:rPr>
+      </w:pPr>
+      <w:r>
+        <w:rPr>
+          <w:rFonts w:ascii="Times New Roman" w:hAnsi="Times New Roman" w:cs="Times New Roman"/>
+          <w:sz w:val="24"/>
+          <w:szCs w:val="24"/>
+        </w:rPr>
         <w:t>Problemas relacionados con infraestructura y mantenimiento</w:t>
       </w:r>
-    </w:p>
-    <w:p>
-      <w:pPr>
-        <w:spacing w:after="0" w:line="360" w:lineRule="auto"/>
-        <w:rPr>
-          <w:rFonts w:ascii="Times New Roman" w:hAnsi="Times New Roman" w:cs="Times New Roman"/>
-          <w:sz w:val="24"/>
-          <w:szCs w:val="24"/>
-        </w:rPr>
-      </w:pPr>
-      <w:r>
-        <w:t>Insatisfacción relacionada con la infraestructura</w:t>
-      </w:r>
-    </w:p>
-    <w:p>
-      <w:pPr>
-        <w:spacing w:after="0" w:line="360" w:lineRule="auto"/>
-      </w:pPr>
-      <w:r>
-        <w:t>Satisfacción estudiantil con infraestructura y servicios</w:t>
-      </w:r>
-    </w:p>
-    <w:p>
-      <w:pPr>
-        <w:spacing w:after="0" w:line="360" w:lineRule="auto"/>
-        <w:rPr>
-          <w:sz w:val="28"/>
-        </w:rPr>
-      </w:pPr>
       <w:bookmarkStart w:id="0" w:name="_GoBack"/>
       <w:bookmarkEnd w:id="0"/>
-      <w:r>
+    </w:p>
+    <w:p>
+      <w:pPr>
+        <w:spacing w:after="0" w:line="360" w:lineRule="auto"/>
+        <w:rPr>
+          <w:rFonts w:ascii="Times New Roman" w:hAnsi="Times New Roman" w:cs="Times New Roman"/>
+          <w:sz w:val="24"/>
+          <w:szCs w:val="24"/>
+        </w:rPr>
+      </w:pPr>
+    </w:p>
+    <w:p>
+      <w:pPr>
+        <w:spacing w:after="0" w:line="360" w:lineRule="auto"/>
+        <w:rPr>
+          <w:rFonts w:ascii="Times New Roman" w:hAnsi="Times New Roman" w:cs="Times New Roman"/>
+          <w:sz w:val="24"/>
+          <w:szCs w:val="24"/>
+        </w:rPr>
+      </w:pPr>
+      <w:r>
+        <w:rPr>
+          <w:rFonts w:ascii="Times New Roman" w:hAnsi="Times New Roman" w:cs="Times New Roman"/>
+          <w:sz w:val="24"/>
+          <w:szCs w:val="24"/>
+        </w:rPr>
+        <w:t xml:space="preserve">En un acta del Consejo Universitario de la UPT se registra el pedido realizado por una estudiante para realizar mantenimiento de infraestructura externa frente al Policlínico. El caso mencionado incluía una </w:t>
+      </w:r>
+      <w:r>
+        <w:rPr>
+          <w:rStyle w:val="Textoennegrita"/>
+          <w:rFonts w:ascii="Times New Roman" w:hAnsi="Times New Roman" w:cs="Times New Roman"/>
+          <w:sz w:val="24"/>
+          <w:szCs w:val="24"/>
+        </w:rPr>
+        <w:t>tapa de alcantarillado que se encontraba abierta</w:t>
+      </w:r>
+      <w:r>
+        <w:rPr>
+          <w:rFonts w:ascii="Times New Roman" w:hAnsi="Times New Roman" w:cs="Times New Roman"/>
+          <w:sz w:val="24"/>
+          <w:szCs w:val="24"/>
+        </w:rPr>
+        <w:t>, por lo que el pedido fue trasladado a la Dirección General de Administración (DIGA).</w:t>
+      </w:r>
+    </w:p>
+    <w:p>
+      <w:pPr>
+        <w:spacing w:after="0" w:line="360" w:lineRule="auto"/>
+        <w:rPr>
+          <w:rFonts w:ascii="Times New Roman" w:hAnsi="Times New Roman" w:cs="Times New Roman"/>
+          <w:sz w:val="24"/>
+          <w:szCs w:val="24"/>
+        </w:rPr>
+      </w:pPr>
+    </w:p>
+    <w:p>
+      <w:pPr>
+        <w:spacing w:after="0" w:line="360" w:lineRule="auto"/>
+        <w:rPr>
+          <w:rFonts w:ascii="Times New Roman" w:hAnsi="Times New Roman" w:cs="Times New Roman"/>
+          <w:sz w:val="24"/>
+          <w:szCs w:val="24"/>
+        </w:rPr>
+      </w:pPr>
+    </w:p>
+    <w:p>
+      <w:pPr>
+        <w:spacing w:after="0" w:line="360" w:lineRule="auto"/>
+        <w:rPr>
+          <w:rFonts w:ascii="Times New Roman" w:hAnsi="Times New Roman" w:cs="Times New Roman"/>
+          <w:sz w:val="24"/>
+          <w:szCs w:val="24"/>
+        </w:rPr>
+      </w:pPr>
+      <w:r>
+        <w:rPr>
+          <w:rFonts w:ascii="Times New Roman" w:hAnsi="Times New Roman" w:cs="Times New Roman"/>
+          <w:sz w:val="24"/>
+          <w:szCs w:val="24"/>
+        </w:rPr>
+        <w:t>Insatisfacción relacionada con la infraestructura</w:t>
+      </w:r>
+    </w:p>
+    <w:p>
+      <w:pPr>
+        <w:spacing w:after="0" w:line="360" w:lineRule="auto"/>
+        <w:rPr>
+          <w:rFonts w:ascii="Times New Roman" w:hAnsi="Times New Roman" w:cs="Times New Roman"/>
+          <w:sz w:val="24"/>
+          <w:szCs w:val="24"/>
+        </w:rPr>
+      </w:pPr>
+      <w:r>
+        <w:rPr>
+          <w:rFonts w:ascii="Times New Roman" w:hAnsi="Times New Roman" w:cs="Times New Roman"/>
+          <w:sz w:val="24"/>
+          <w:szCs w:val="24"/>
+        </w:rPr>
+        <w:t>Satisfacción estudiantil con infraestructura y servicios</w:t>
+      </w:r>
+    </w:p>
+    <w:p>
+      <w:pPr>
+        <w:spacing w:after="0" w:line="360" w:lineRule="auto"/>
+        <w:rPr>
+          <w:rFonts w:ascii="Times New Roman" w:hAnsi="Times New Roman" w:cs="Times New Roman"/>
+          <w:sz w:val="24"/>
+          <w:szCs w:val="24"/>
+        </w:rPr>
+      </w:pPr>
+      <w:r>
+        <w:rPr>
+          <w:rFonts w:ascii="Times New Roman" w:hAnsi="Times New Roman" w:cs="Times New Roman"/>
+          <w:sz w:val="24"/>
+          <w:szCs w:val="24"/>
+        </w:rPr>
         <w:t>La UPT reconoce la necesidad de gestionar reclamos y recursos</w:t>
       </w:r>
     </w:p>
@@ -3224,6 +3388,7 @@
                 <w:sz w:val="24"/>
                 <w:szCs w:val="24"/>
               </w:rPr>
+              <w:lastRenderedPageBreak/>
               <w:t>Duración del Proyecto (En Meses):</w:t>
             </w:r>
           </w:p>
